--- a/por/docx/011.content.docx
+++ b/por/docx/011.content.docx
@@ -19,7 +19,7 @@
         <w:rPr>
           <w:lang w:val="pt_PT" w:bidi="pt_PT"/>
         </w:rPr>
-        <w:t>Resource: Termos Chave (SRV)</w:t>
+        <w:t>Resource: Familiarization, Internalization, Articulation (Fia) Terms</w:t>
       </w:r>
       <w:r>
         <w:rPr>
@@ -39,37 +39,80 @@
           <w:b/>
           <w:lang w:val="pt_PT" w:bidi="pt_PT"/>
         </w:rPr>
-        <w:t>Familiarization, Internalization, Articulation (FIA) Key Terms</w:t>
-      </w:r>
-      <w:r>
-        <w:rPr>
-          <w:lang w:val="pt_PT" w:bidi="pt_PT"/>
-        </w:rPr>
-        <w:t xml:space="preserve"> © 2023 SRV Partners Released under CC BY-SA 4.0 license. </w:t>
-      </w:r>
-      <w:r>
-        <w:rPr>
-          <w:lang w:val="pt_PT" w:bidi="pt_PT"/>
-        </w:rPr>
-        <w:t>Familiarization, Internalization, Articulation (FIA) Key Terms</w:t>
-      </w:r>
-      <w:r>
-        <w:rPr>
-          <w:lang w:val="pt_PT" w:bidi="pt_PT"/>
-        </w:rPr>
-        <w:t xml:space="preserve"> has been adapted in the following languages Tok Pisin, عربي, Français, हिंदी, Bahasa Indonesia, Português, Русский, Español, Kiswahili, 简体中文 from </w:t>
-      </w:r>
-      <w:r>
-        <w:rPr>
-          <w:lang w:val="pt_PT" w:bidi="pt_PT"/>
-        </w:rPr>
-        <w:t>Familiarization, Internalization, Articulation (FIA)</w:t>
-      </w:r>
-      <w:r>
-        <w:rPr>
-          <w:lang w:val="pt_PT" w:bidi="pt_PT"/>
-        </w:rPr>
-        <w:t xml:space="preserve"> © 2023 SRV Partners. Released under CC BY-SA 4.0 license by Mission Mutual</w:t>
+        <w:t>Familiarization, Internalization, Articulation (Fia) Terms</w:t>
+      </w:r>
+      <w:r>
+        <w:rPr>
+          <w:lang w:val="pt_PT" w:bidi="pt_PT"/>
+        </w:rPr>
+        <w:t xml:space="preserve"> (Portuguese) is based on: </w:t>
+      </w:r>
+      <w:r>
+        <w:rPr>
+          <w:lang w:val="pt_PT" w:bidi="pt_PT"/>
+        </w:rPr>
+        <w:t>Familiarization, Internalization, Articulation (Fia) Terms</w:t>
+      </w:r>
+      <w:r>
+        <w:rPr>
+          <w:lang w:val="pt_PT" w:bidi="pt_PT"/>
+        </w:rPr>
+        <w:t xml:space="preserve">, </w:t>
+      </w:r>
+      <w:hyperlink r:id="rId13">
+        <w:r>
+          <w:rPr>
+            <w:lang w:val="pt_PT" w:bidi="pt_PT"/>
+          </w:rPr>
+          <w:rPr>
+            <w:color w:val="0000EE"/>
+            <w:u w:val="single"/>
+          </w:rPr>
+          <w:t>SRV Partners</w:t>
+        </w:r>
+      </w:hyperlink>
+      <w:r>
+        <w:rPr>
+          <w:lang w:val="pt_PT" w:bidi="pt_PT"/>
+        </w:rPr>
+        <w:t xml:space="preserve">, 2023, which is licensed under a </w:t>
+      </w:r>
+      <w:hyperlink r:id="rId14">
+        <w:r>
+          <w:rPr>
+            <w:lang w:val="pt_PT" w:bidi="pt_PT"/>
+          </w:rPr>
+          <w:rPr>
+            <w:color w:val="0000EE"/>
+            <w:u w:val="single"/>
+          </w:rPr>
+          <w:t>CC BY-SA 4.0 license</w:t>
+        </w:r>
+      </w:hyperlink>
+      <w:r>
+        <w:rPr>
+          <w:lang w:val="pt_PT" w:bidi="pt_PT"/>
+        </w:rPr>
+        <w:t>.</w:t>
+      </w:r>
+      <w:r>
+        <w:rPr>
+          <w:lang w:val="pt_PT" w:bidi="pt_PT"/>
+        </w:rPr>
+      </w:r>
+    </w:p>
+    <w:p>
+      <w:pPr/>
+      <w:r>
+        <w:rPr>
+          <w:lang w:val="pt_PT" w:bidi="pt_PT"/>
+        </w:rPr>
+      </w:r>
+      <w:r>
+        <w:rPr>
+          <w:lang w:val="pt_PT" w:bidi="pt_PT"/>
+        </w:rPr>
+        <w:t>This PDF version is provided under the same license.</w:t>
       </w:r>
       <w:r>
         <w:rPr>
@@ -90,7 +133,7 @@
         <w:rPr>
           <w:lang w:val="pt_PT" w:bidi="pt_PT"/>
         </w:rPr>
-        <w:t>Termos Chave (SRV)</w:t>
+        <w:t>Familiarization, Internalization, Articulation (Fia) Terms</w:t>
       </w:r>
     </w:p>
     <w:p>
@@ -224,12 +267,18 @@
         </w:rPr>
         <w:t xml:space="preserve"> é um pedaço plano de pedra com uma borda em torno dele. As pessoas em </w:t>
       </w:r>
-      <w:r>
-        <w:rPr>
-          <w:lang w:val="pt_PT" w:bidi="pt_PT"/>
-        </w:rPr>
-        <w:t>Israel</w:t>
-      </w:r>
+      <w:hyperlink r:id="rId15">
+        <w:r>
+          <w:rPr>
+            <w:lang w:val="pt_PT" w:bidi="pt_PT"/>
+          </w:rPr>
+          <w:rPr>
+            <w:color w:val="0000EE"/>
+            <w:u w:val="single"/>
+          </w:rPr>
+          <w:t>Israel</w:t>
+        </w:r>
+      </w:hyperlink>
       <w:r>
         <w:rPr>
           <w:lang w:val="pt_PT" w:bidi="pt_PT"/>
@@ -277,6 +326,82 @@
         <w:rPr>
           <w:lang w:val="pt_PT" w:bidi="pt_PT"/>
         </w:rPr>
+        <w:t>lagar</w:t>
+      </w:r>
+      <w:r>
+        <w:rPr>
+          <w:lang w:val="pt_PT" w:bidi="pt_PT"/>
+        </w:rPr>
+      </w:r>
+    </w:p>
+    <w:p>
+      <w:pPr>
+        <w:pStyle w:val="Heading4"/>
+      </w:pPr>
+      <w:r>
+        <w:rPr>
+          <w:lang w:val="pt_PT" w:bidi="pt_PT"/>
+        </w:rPr>
+        <w:t>Audio Content</w:t>
+      </w:r>
+      <w:r>
+        <w:rPr>
+          <w:lang w:val="pt_PT" w:bidi="pt_PT"/>
+        </w:rPr>
+      </w:r>
+    </w:p>
+    <w:p>
+      <w:pPr/>
+      <w:r>
+        <w:rPr>
+          <w:lang w:val="pt_PT" w:bidi="pt_PT"/>
+        </w:rPr>
+      </w:r>
+      <w:hyperlink r:id="rId16">
+        <w:r>
+          <w:rPr>
+            <w:lang w:val="pt_PT" w:bidi="pt_PT"/>
+          </w:rPr>
+          <w:rPr>
+            <w:color w:val="0000EE"/>
+            <w:u w:val="single"/>
+          </w:rPr>
+          <w:t>mp3 file</w:t>
+        </w:r>
+      </w:hyperlink>
+      <w:r>
+        <w:rPr>
+          <w:lang w:val="pt_PT" w:bidi="pt_PT"/>
+        </w:rPr>
+        <w:t xml:space="preserve"> (None KB)</w:t>
+      </w:r>
+      <w:r>
+        <w:rPr>
+          <w:lang w:val="pt_PT" w:bidi="pt_PT"/>
+        </w:rPr>
+      </w:r>
+      <w:r>
+        <w:rPr>
+          <w:lang w:val="pt_PT" w:bidi="pt_PT"/>
+        </w:rPr>
+      </w:r>
+    </w:p>
+    <w:p>
+      <w:pPr/>
+      <w:r>
+        <w:rPr>
+          <w:lang w:val="pt_PT" w:bidi="pt_PT"/>
+        </w:rPr>
+      </w:r>
+    </w:p>
+    <w:p>
+      <w:pPr>
+        <w:pStyle w:val="Heading2"/>
+      </w:pPr>
+      <w:r>
+        <w:rPr>
+          <w:lang w:val="pt_PT" w:bidi="pt_PT"/>
+        </w:rPr>
         <w:t>lâmpada de óleo</w:t>
       </w:r>
       <w:r>
@@ -298,12 +423,18 @@
         </w:rPr>
         <w:t xml:space="preserve">O povo de </w:t>
       </w:r>
-      <w:r>
-        <w:rPr>
-          <w:lang w:val="pt_PT" w:bidi="pt_PT"/>
-        </w:rPr>
-        <w:t>Israel</w:t>
-      </w:r>
+      <w:hyperlink r:id="rId15">
+        <w:r>
+          <w:rPr>
+            <w:lang w:val="pt_PT" w:bidi="pt_PT"/>
+          </w:rPr>
+          <w:rPr>
+            <w:color w:val="0000EE"/>
+            <w:u w:val="single"/>
+          </w:rPr>
+          <w:t>Israel</w:t>
+        </w:r>
+      </w:hyperlink>
       <w:r>
         <w:rPr>
           <w:lang w:val="pt_PT" w:bidi="pt_PT"/>
@@ -378,6 +509,82 @@
         <w:rPr>
           <w:lang w:val="pt_PT" w:bidi="pt_PT"/>
         </w:rPr>
+        <w:t>lâmpada de óleo</w:t>
+      </w:r>
+      <w:r>
+        <w:rPr>
+          <w:lang w:val="pt_PT" w:bidi="pt_PT"/>
+        </w:rPr>
+      </w:r>
+    </w:p>
+    <w:p>
+      <w:pPr>
+        <w:pStyle w:val="Heading4"/>
+      </w:pPr>
+      <w:r>
+        <w:rPr>
+          <w:lang w:val="pt_PT" w:bidi="pt_PT"/>
+        </w:rPr>
+        <w:t>Audio Content</w:t>
+      </w:r>
+      <w:r>
+        <w:rPr>
+          <w:lang w:val="pt_PT" w:bidi="pt_PT"/>
+        </w:rPr>
+      </w:r>
+    </w:p>
+    <w:p>
+      <w:pPr/>
+      <w:r>
+        <w:rPr>
+          <w:lang w:val="pt_PT" w:bidi="pt_PT"/>
+        </w:rPr>
+      </w:r>
+      <w:hyperlink r:id="rId16">
+        <w:r>
+          <w:rPr>
+            <w:lang w:val="pt_PT" w:bidi="pt_PT"/>
+          </w:rPr>
+          <w:rPr>
+            <w:color w:val="0000EE"/>
+            <w:u w:val="single"/>
+          </w:rPr>
+          <w:t>mp3 file</w:t>
+        </w:r>
+      </w:hyperlink>
+      <w:r>
+        <w:rPr>
+          <w:lang w:val="pt_PT" w:bidi="pt_PT"/>
+        </w:rPr>
+        <w:t xml:space="preserve"> (None KB)</w:t>
+      </w:r>
+      <w:r>
+        <w:rPr>
+          <w:lang w:val="pt_PT" w:bidi="pt_PT"/>
+        </w:rPr>
+      </w:r>
+      <w:r>
+        <w:rPr>
+          <w:lang w:val="pt_PT" w:bidi="pt_PT"/>
+        </w:rPr>
+      </w:r>
+    </w:p>
+    <w:p>
+      <w:pPr/>
+      <w:r>
+        <w:rPr>
+          <w:lang w:val="pt_PT" w:bidi="pt_PT"/>
+        </w:rPr>
+      </w:r>
+    </w:p>
+    <w:p>
+      <w:pPr>
+        <w:pStyle w:val="Heading2"/>
+      </w:pPr>
+      <w:r>
+        <w:rPr>
+          <w:lang w:val="pt_PT" w:bidi="pt_PT"/>
+        </w:rPr>
         <w:t>legião</w:t>
       </w:r>
       <w:r>
@@ -412,12 +619,18 @@
         </w:rPr>
         <w:t xml:space="preserve"> era um grande grupo de soldados romanos — mais de seis mil soldados. Na passagem onde um </w:t>
       </w:r>
-      <w:r>
-        <w:rPr>
-          <w:lang w:val="pt_PT" w:bidi="pt_PT"/>
-        </w:rPr>
-        <w:t>demônio</w:t>
-      </w:r>
+      <w:hyperlink r:id="rId17">
+        <w:r>
+          <w:rPr>
+            <w:lang w:val="pt_PT" w:bidi="pt_PT"/>
+          </w:rPr>
+          <w:rPr>
+            <w:color w:val="0000EE"/>
+            <w:u w:val="single"/>
+          </w:rPr>
+          <w:t>demônio</w:t>
+        </w:r>
+      </w:hyperlink>
       <w:r>
         <w:rPr>
           <w:lang w:val="pt_PT" w:bidi="pt_PT"/>
@@ -451,6 +664,82 @@
         <w:rPr>
           <w:lang w:val="pt_PT" w:bidi="pt_PT"/>
         </w:rPr>
+        <w:t>legião</w:t>
+      </w:r>
+      <w:r>
+        <w:rPr>
+          <w:lang w:val="pt_PT" w:bidi="pt_PT"/>
+        </w:rPr>
+      </w:r>
+    </w:p>
+    <w:p>
+      <w:pPr>
+        <w:pStyle w:val="Heading4"/>
+      </w:pPr>
+      <w:r>
+        <w:rPr>
+          <w:lang w:val="pt_PT" w:bidi="pt_PT"/>
+        </w:rPr>
+        <w:t>Audio Content</w:t>
+      </w:r>
+      <w:r>
+        <w:rPr>
+          <w:lang w:val="pt_PT" w:bidi="pt_PT"/>
+        </w:rPr>
+      </w:r>
+    </w:p>
+    <w:p>
+      <w:pPr/>
+      <w:r>
+        <w:rPr>
+          <w:lang w:val="pt_PT" w:bidi="pt_PT"/>
+        </w:rPr>
+      </w:r>
+      <w:hyperlink r:id="rId16">
+        <w:r>
+          <w:rPr>
+            <w:lang w:val="pt_PT" w:bidi="pt_PT"/>
+          </w:rPr>
+          <w:rPr>
+            <w:color w:val="0000EE"/>
+            <w:u w:val="single"/>
+          </w:rPr>
+          <w:t>mp3 file</w:t>
+        </w:r>
+      </w:hyperlink>
+      <w:r>
+        <w:rPr>
+          <w:lang w:val="pt_PT" w:bidi="pt_PT"/>
+        </w:rPr>
+        <w:t xml:space="preserve"> (None KB)</w:t>
+      </w:r>
+      <w:r>
+        <w:rPr>
+          <w:lang w:val="pt_PT" w:bidi="pt_PT"/>
+        </w:rPr>
+      </w:r>
+      <w:r>
+        <w:rPr>
+          <w:lang w:val="pt_PT" w:bidi="pt_PT"/>
+        </w:rPr>
+      </w:r>
+    </w:p>
+    <w:p>
+      <w:pPr/>
+      <w:r>
+        <w:rPr>
+          <w:lang w:val="pt_PT" w:bidi="pt_PT"/>
+        </w:rPr>
+      </w:r>
+    </w:p>
+    <w:p>
+      <w:pPr>
+        <w:pStyle w:val="Heading2"/>
+      </w:pPr>
+      <w:r>
+        <w:rPr>
+          <w:lang w:val="pt_PT" w:bidi="pt_PT"/>
+        </w:rPr>
         <w:t>lei</w:t>
       </w:r>
       <w:r>
@@ -485,12 +774,18 @@
         </w:rPr>
         <w:t xml:space="preserve">, elas significam o conjunto de instruções que Deus deu ao povo de </w:t>
       </w:r>
-      <w:r>
-        <w:rPr>
-          <w:lang w:val="pt_PT" w:bidi="pt_PT"/>
-        </w:rPr>
-        <w:t>Israel</w:t>
-      </w:r>
+      <w:hyperlink r:id="rId15">
+        <w:r>
+          <w:rPr>
+            <w:lang w:val="pt_PT" w:bidi="pt_PT"/>
+          </w:rPr>
+          <w:rPr>
+            <w:color w:val="0000EE"/>
+            <w:u w:val="single"/>
+          </w:rPr>
+          <w:t>Israel</w:t>
+        </w:r>
+      </w:hyperlink>
       <w:r>
         <w:rPr>
           <w:lang w:val="pt_PT" w:bidi="pt_PT"/>
@@ -524,24 +819,36 @@
         </w:rPr>
         <w:t xml:space="preserve">Uma lei é uma regra, ou um conjunto de regras que as pessoas têm que manter. O termo original que traduzimos “lei” na Bíblia é um termo que as pessoas podem usar em contextos legais quando alguém quebra uma lei de um país. Se alguém não mantém uma regra, dizemos que ele quebra a lei. Deus disse ao povo por meio de Moisés que, se as pessoas observassem a lei de Deus, Deus as </w:t>
       </w:r>
-      <w:r>
-        <w:rPr>
-          <w:lang w:val="pt_PT" w:bidi="pt_PT"/>
-        </w:rPr>
-        <w:t>abençoaria</w:t>
-      </w:r>
+      <w:hyperlink r:id="rId18">
+        <w:r>
+          <w:rPr>
+            <w:lang w:val="pt_PT" w:bidi="pt_PT"/>
+          </w:rPr>
+          <w:rPr>
+            <w:color w:val="0000EE"/>
+            <w:u w:val="single"/>
+          </w:rPr>
+          <w:t>abençoaria</w:t>
+        </w:r>
+      </w:hyperlink>
       <w:r>
         <w:rPr>
           <w:lang w:val="pt_PT" w:bidi="pt_PT"/>
         </w:rPr>
         <w:t xml:space="preserve">. Mas se as pessoas quebrassem a lei de Deus, Deus as puniria. Deus deu essas leis porque apenas obedecendo a essas regras as pessoas podem viver em um </w:t>
       </w:r>
-      <w:r>
-        <w:rPr>
-          <w:lang w:val="pt_PT" w:bidi="pt_PT"/>
-        </w:rPr>
-        <w:t>relacionamento</w:t>
-      </w:r>
+      <w:hyperlink r:id="rId19">
+        <w:r>
+          <w:rPr>
+            <w:lang w:val="pt_PT" w:bidi="pt_PT"/>
+          </w:rPr>
+          <w:rPr>
+            <w:color w:val="0000EE"/>
+            <w:u w:val="single"/>
+          </w:rPr>
+          <w:t>relacionamento</w:t>
+        </w:r>
+      </w:hyperlink>
       <w:r>
         <w:rPr>
           <w:lang w:val="pt_PT" w:bidi="pt_PT"/>
@@ -562,12 +869,18 @@
         </w:rPr>
         <w:t xml:space="preserve">Um resumo da lei de Deus são os 10 </w:t>
       </w:r>
-      <w:r>
-        <w:rPr>
-          <w:lang w:val="pt_PT" w:bidi="pt_PT"/>
-        </w:rPr>
-        <w:t>mandamentos</w:t>
-      </w:r>
+      <w:hyperlink r:id="rId20">
+        <w:r>
+          <w:rPr>
+            <w:lang w:val="pt_PT" w:bidi="pt_PT"/>
+          </w:rPr>
+          <w:rPr>
+            <w:color w:val="0000EE"/>
+            <w:u w:val="single"/>
+          </w:rPr>
+          <w:t>mandamentos</w:t>
+        </w:r>
+      </w:hyperlink>
       <w:r>
         <w:rPr>
           <w:lang w:val="pt_PT" w:bidi="pt_PT"/>
@@ -588,12 +901,18 @@
         </w:rPr>
         <w:t xml:space="preserve">No Antigo Testamento, encontramos a lei de Deus, especialmente nos cinco primeiros livros da Bíblia. Portanto, os </w:t>
       </w:r>
-      <w:r>
-        <w:rPr>
-          <w:lang w:val="pt_PT" w:bidi="pt_PT"/>
-        </w:rPr>
-        <w:t>judeus</w:t>
-      </w:r>
+      <w:hyperlink r:id="rId21">
+        <w:r>
+          <w:rPr>
+            <w:lang w:val="pt_PT" w:bidi="pt_PT"/>
+          </w:rPr>
+          <w:rPr>
+            <w:color w:val="0000EE"/>
+            <w:u w:val="single"/>
+          </w:rPr>
+          <w:t>judeus</w:t>
+        </w:r>
+      </w:hyperlink>
       <w:r>
         <w:rPr>
           <w:lang w:val="pt_PT" w:bidi="pt_PT"/>
@@ -613,12 +932,18 @@
         </w:rPr>
         <w:t xml:space="preserve"> os livros das </w:t>
       </w:r>
-      <w:r>
-        <w:rPr>
-          <w:lang w:val="pt_PT" w:bidi="pt_PT"/>
-        </w:rPr>
-        <w:t>Escrituras</w:t>
-      </w:r>
+      <w:hyperlink r:id="rId22">
+        <w:r>
+          <w:rPr>
+            <w:lang w:val="pt_PT" w:bidi="pt_PT"/>
+          </w:rPr>
+          <w:rPr>
+            <w:color w:val="0000EE"/>
+            <w:u w:val="single"/>
+          </w:rPr>
+          <w:t>Escrituras</w:t>
+        </w:r>
+      </w:hyperlink>
       <w:r>
         <w:rPr>
           <w:lang w:val="pt_PT" w:bidi="pt_PT"/>
@@ -666,6 +991,82 @@
         <w:rPr>
           <w:lang w:val="pt_PT" w:bidi="pt_PT"/>
         </w:rPr>
+        <w:t>lei</w:t>
+      </w:r>
+      <w:r>
+        <w:rPr>
+          <w:lang w:val="pt_PT" w:bidi="pt_PT"/>
+        </w:rPr>
+      </w:r>
+    </w:p>
+    <w:p>
+      <w:pPr>
+        <w:pStyle w:val="Heading4"/>
+      </w:pPr>
+      <w:r>
+        <w:rPr>
+          <w:lang w:val="pt_PT" w:bidi="pt_PT"/>
+        </w:rPr>
+        <w:t>Audio Content</w:t>
+      </w:r>
+      <w:r>
+        <w:rPr>
+          <w:lang w:val="pt_PT" w:bidi="pt_PT"/>
+        </w:rPr>
+      </w:r>
+    </w:p>
+    <w:p>
+      <w:pPr/>
+      <w:r>
+        <w:rPr>
+          <w:lang w:val="pt_PT" w:bidi="pt_PT"/>
+        </w:rPr>
+      </w:r>
+      <w:hyperlink r:id="rId16">
+        <w:r>
+          <w:rPr>
+            <w:lang w:val="pt_PT" w:bidi="pt_PT"/>
+          </w:rPr>
+          <w:rPr>
+            <w:color w:val="0000EE"/>
+            <w:u w:val="single"/>
+          </w:rPr>
+          <w:t>mp3 file</w:t>
+        </w:r>
+      </w:hyperlink>
+      <w:r>
+        <w:rPr>
+          <w:lang w:val="pt_PT" w:bidi="pt_PT"/>
+        </w:rPr>
+        <w:t xml:space="preserve"> (None KB)</w:t>
+      </w:r>
+      <w:r>
+        <w:rPr>
+          <w:lang w:val="pt_PT" w:bidi="pt_PT"/>
+        </w:rPr>
+      </w:r>
+      <w:r>
+        <w:rPr>
+          <w:lang w:val="pt_PT" w:bidi="pt_PT"/>
+        </w:rPr>
+      </w:r>
+    </w:p>
+    <w:p>
+      <w:pPr/>
+      <w:r>
+        <w:rPr>
+          <w:lang w:val="pt_PT" w:bidi="pt_PT"/>
+        </w:rPr>
+      </w:r>
+    </w:p>
+    <w:p>
+      <w:pPr>
+        <w:pStyle w:val="Heading2"/>
+      </w:pPr>
+      <w:r>
+        <w:rPr>
+          <w:lang w:val="pt_PT" w:bidi="pt_PT"/>
+        </w:rPr>
         <w:t>lepra</w:t>
       </w:r>
       <w:r>
@@ -727,12 +1128,18 @@
         </w:rPr>
         <w:t xml:space="preserve">Mesmo que muitas traduções da Bíblia usem a palavra lepra ou leproso, essa doença provavelmente não existia em </w:t>
       </w:r>
-      <w:r>
-        <w:rPr>
-          <w:lang w:val="pt_PT" w:bidi="pt_PT"/>
-        </w:rPr>
-        <w:t>Israel</w:t>
-      </w:r>
+      <w:hyperlink r:id="rId15">
+        <w:r>
+          <w:rPr>
+            <w:lang w:val="pt_PT" w:bidi="pt_PT"/>
+          </w:rPr>
+          <w:rPr>
+            <w:color w:val="0000EE"/>
+            <w:u w:val="single"/>
+          </w:rPr>
+          <w:t>Israel</w:t>
+        </w:r>
+      </w:hyperlink>
       <w:r>
         <w:rPr>
           <w:lang w:val="pt_PT" w:bidi="pt_PT"/>
@@ -753,24 +1160,36 @@
         </w:rPr>
         <w:t>Seja qual for a doença de pele, era uma coisa muito ruim de ter, porque uma pessoa com essa doença era “</w:t>
       </w:r>
-      <w:r>
-        <w:rPr>
-          <w:lang w:val="pt_PT" w:bidi="pt_PT"/>
-        </w:rPr>
-        <w:t>impura</w:t>
-      </w:r>
+      <w:hyperlink r:id="rId23">
+        <w:r>
+          <w:rPr>
+            <w:lang w:val="pt_PT" w:bidi="pt_PT"/>
+          </w:rPr>
+          <w:rPr>
+            <w:color w:val="0000EE"/>
+            <w:u w:val="single"/>
+          </w:rPr>
+          <w:t>impura</w:t>
+        </w:r>
+      </w:hyperlink>
       <w:r>
         <w:rPr>
           <w:lang w:val="pt_PT" w:bidi="pt_PT"/>
         </w:rPr>
         <w:t xml:space="preserve">” — isso significa que essa pessoa era considerada não adequada para </w:t>
       </w:r>
-      <w:r>
-        <w:rPr>
-          <w:lang w:val="pt_PT" w:bidi="pt_PT"/>
-        </w:rPr>
-        <w:t>adorar</w:t>
-      </w:r>
+      <w:hyperlink r:id="rId24">
+        <w:r>
+          <w:rPr>
+            <w:lang w:val="pt_PT" w:bidi="pt_PT"/>
+          </w:rPr>
+          <w:rPr>
+            <w:color w:val="0000EE"/>
+            <w:u w:val="single"/>
+          </w:rPr>
+          <w:t>adorar</w:t>
+        </w:r>
+      </w:hyperlink>
       <w:r>
         <w:rPr>
           <w:lang w:val="pt_PT" w:bidi="pt_PT"/>
@@ -791,12 +1210,18 @@
         </w:rPr>
         <w:t xml:space="preserve">A doença em si provavelmente não era contagiosa, mas a doença era um lembrete para as pessoas de como o </w:t>
       </w:r>
-      <w:r>
-        <w:rPr>
-          <w:lang w:val="pt_PT" w:bidi="pt_PT"/>
-        </w:rPr>
-        <w:t>pecado</w:t>
-      </w:r>
+      <w:hyperlink r:id="rId25">
+        <w:r>
+          <w:rPr>
+            <w:lang w:val="pt_PT" w:bidi="pt_PT"/>
+          </w:rPr>
+          <w:rPr>
+            <w:color w:val="0000EE"/>
+            <w:u w:val="single"/>
+          </w:rPr>
+          <w:t>pecado</w:t>
+        </w:r>
+      </w:hyperlink>
       <w:r>
         <w:rPr>
           <w:lang w:val="pt_PT" w:bidi="pt_PT"/>
@@ -831,36 +1256,54 @@
         </w:rPr>
         <w:t xml:space="preserve">Sempre que alguém notava um ponto estranho em seu corpo, eles tinham que ir ao </w:t>
       </w:r>
-      <w:r>
-        <w:rPr>
-          <w:lang w:val="pt_PT" w:bidi="pt_PT"/>
-        </w:rPr>
-        <w:t>sacerdote</w:t>
-      </w:r>
+      <w:hyperlink r:id="rId26">
+        <w:r>
+          <w:rPr>
+            <w:lang w:val="pt_PT" w:bidi="pt_PT"/>
+          </w:rPr>
+          <w:rPr>
+            <w:color w:val="0000EE"/>
+            <w:u w:val="single"/>
+          </w:rPr>
+          <w:t>sacerdote</w:t>
+        </w:r>
+      </w:hyperlink>
       <w:r>
         <w:rPr>
           <w:lang w:val="pt_PT" w:bidi="pt_PT"/>
         </w:rPr>
         <w:t xml:space="preserve">. Os sacerdotes eram pessoas que trabalhavam no </w:t>
       </w:r>
-      <w:r>
-        <w:rPr>
-          <w:lang w:val="pt_PT" w:bidi="pt_PT"/>
-        </w:rPr>
-        <w:t>templo</w:t>
-      </w:r>
+      <w:hyperlink r:id="rId27">
+        <w:r>
+          <w:rPr>
+            <w:lang w:val="pt_PT" w:bidi="pt_PT"/>
+          </w:rPr>
+          <w:rPr>
+            <w:color w:val="0000EE"/>
+            <w:u w:val="single"/>
+          </w:rPr>
+          <w:t>templo</w:t>
+        </w:r>
+      </w:hyperlink>
       <w:r>
         <w:rPr>
           <w:lang w:val="pt_PT" w:bidi="pt_PT"/>
         </w:rPr>
         <w:t xml:space="preserve"> de Deus. Os sacerdotes eram encarregados de garantir que as pessoas fossem ritualmente puras: os sacerdotes faziam os rituais que tornavam as pessoas adequadas para adorar a Deus. E, portanto, os sacerdotes tinham que decidir se uma pessoa com um ponto em seu corpo era pura ou não. Deus havia dado instruções em sua </w:t>
       </w:r>
-      <w:r>
-        <w:rPr>
-          <w:lang w:val="pt_PT" w:bidi="pt_PT"/>
-        </w:rPr>
-        <w:t>lei</w:t>
-      </w:r>
+      <w:hyperlink r:id="rId28">
+        <w:r>
+          <w:rPr>
+            <w:lang w:val="pt_PT" w:bidi="pt_PT"/>
+          </w:rPr>
+          <w:rPr>
+            <w:color w:val="0000EE"/>
+            <w:u w:val="single"/>
+          </w:rPr>
+          <w:t>lei</w:t>
+        </w:r>
+      </w:hyperlink>
       <w:r>
         <w:rPr>
           <w:lang w:val="pt_PT" w:bidi="pt_PT"/>
@@ -894,6 +1337,410 @@
         <w:rPr>
           <w:lang w:val="pt_PT" w:bidi="pt_PT"/>
         </w:rPr>
+        <w:t>lepra</w:t>
+      </w:r>
+      <w:r>
+        <w:rPr>
+          <w:lang w:val="pt_PT" w:bidi="pt_PT"/>
+        </w:rPr>
+      </w:r>
+    </w:p>
+    <w:p>
+      <w:pPr>
+        <w:pStyle w:val="Heading4"/>
+      </w:pPr>
+      <w:r>
+        <w:rPr>
+          <w:lang w:val="pt_PT" w:bidi="pt_PT"/>
+        </w:rPr>
+        <w:t>Audio Content</w:t>
+      </w:r>
+      <w:r>
+        <w:rPr>
+          <w:lang w:val="pt_PT" w:bidi="pt_PT"/>
+        </w:rPr>
+      </w:r>
+    </w:p>
+    <w:p>
+      <w:pPr/>
+      <w:r>
+        <w:rPr>
+          <w:lang w:val="pt_PT" w:bidi="pt_PT"/>
+        </w:rPr>
+      </w:r>
+      <w:hyperlink r:id="rId16">
+        <w:r>
+          <w:rPr>
+            <w:lang w:val="pt_PT" w:bidi="pt_PT"/>
+          </w:rPr>
+          <w:rPr>
+            <w:color w:val="0000EE"/>
+            <w:u w:val="single"/>
+          </w:rPr>
+          <w:t>mp3 file</w:t>
+        </w:r>
+      </w:hyperlink>
+      <w:r>
+        <w:rPr>
+          <w:lang w:val="pt_PT" w:bidi="pt_PT"/>
+        </w:rPr>
+        <w:t xml:space="preserve"> (None KB)</w:t>
+      </w:r>
+      <w:r>
+        <w:rPr>
+          <w:lang w:val="pt_PT" w:bidi="pt_PT"/>
+        </w:rPr>
+      </w:r>
+      <w:r>
+        <w:rPr>
+          <w:lang w:val="pt_PT" w:bidi="pt_PT"/>
+        </w:rPr>
+      </w:r>
+    </w:p>
+    <w:p>
+      <w:pPr/>
+      <w:r>
+        <w:rPr>
+          <w:lang w:val="pt_PT" w:bidi="pt_PT"/>
+        </w:rPr>
+      </w:r>
+    </w:p>
+    <w:p>
+      <w:pPr>
+        <w:pStyle w:val="Heading2"/>
+      </w:pPr>
+      <w:r>
+        <w:rPr>
+          <w:lang w:val="pt_PT" w:bidi="pt_PT"/>
+        </w:rPr>
+        <w:t>Levita</w:t>
+      </w:r>
+      <w:r>
+        <w:rPr>
+          <w:lang w:val="pt_PT" w:bidi="pt_PT"/>
+        </w:rPr>
+      </w:r>
+    </w:p>
+    <w:p>
+      <w:pPr/>
+      <w:r>
+        <w:rPr>
+          <w:lang w:val="pt_PT" w:bidi="pt_PT"/>
+        </w:rPr>
+      </w:r>
+      <w:r>
+        <w:rPr>
+          <w:lang w:val="pt_PT" w:bidi="pt_PT"/>
+        </w:rPr>
+        <w:t xml:space="preserve">Levitas são pessoas que pertencem à tribo de Levi, uma das 12 tribos de </w:t>
+      </w:r>
+      <w:hyperlink r:id="rId15">
+        <w:r>
+          <w:rPr>
+            <w:lang w:val="pt_PT" w:bidi="pt_PT"/>
+          </w:rPr>
+          <w:rPr>
+            <w:color w:val="0000EE"/>
+            <w:u w:val="single"/>
+          </w:rPr>
+          <w:t>Israel</w:t>
+        </w:r>
+      </w:hyperlink>
+      <w:r>
+        <w:rPr>
+          <w:lang w:val="pt_PT" w:bidi="pt_PT"/>
+        </w:rPr>
+        <w:t>.</w:t>
+      </w:r>
+    </w:p>
+    <w:p>
+      <w:pPr/>
+      <w:r>
+        <w:rPr>
+          <w:lang w:val="pt_PT" w:bidi="pt_PT"/>
+        </w:rPr>
+      </w:r>
+      <w:r>
+        <w:rPr>
+          <w:lang w:val="pt_PT" w:bidi="pt_PT"/>
+        </w:rPr>
+        <w:t xml:space="preserve">O primeiro ancestral dos </w:t>
+      </w:r>
+      <w:hyperlink r:id="rId29">
+        <w:r>
+          <w:rPr>
+            <w:lang w:val="pt_PT" w:bidi="pt_PT"/>
+          </w:rPr>
+          <w:rPr>
+            <w:color w:val="0000EE"/>
+            <w:u w:val="single"/>
+          </w:rPr>
+          <w:t>israelitas</w:t>
+        </w:r>
+      </w:hyperlink>
+      <w:r>
+        <w:rPr>
+          <w:lang w:val="pt_PT" w:bidi="pt_PT"/>
+        </w:rPr>
+        <w:t xml:space="preserve"> era </w:t>
+      </w:r>
+      <w:hyperlink r:id="rId30">
+        <w:r>
+          <w:rPr>
+            <w:lang w:val="pt_PT" w:bidi="pt_PT"/>
+          </w:rPr>
+          <w:rPr>
+            <w:color w:val="0000EE"/>
+            <w:u w:val="single"/>
+          </w:rPr>
+          <w:t>Abraão</w:t>
+        </w:r>
+      </w:hyperlink>
+      <w:r>
+        <w:rPr>
+          <w:lang w:val="pt_PT" w:bidi="pt_PT"/>
+        </w:rPr>
+        <w:t>. O neto de Abraão, Jacó, teve 12 filhos. Os descendentes desses 12 filhos se tornaram as 12 tribos de Israel. O nome de um dos filhos de Jacó era Levi, e seus descendentes se tornaram conhecidos como os levitas, ou a tribo de Levi.</w:t>
+      </w:r>
+    </w:p>
+    <w:p>
+      <w:pPr/>
+      <w:r>
+        <w:rPr>
+          <w:lang w:val="pt_PT" w:bidi="pt_PT"/>
+        </w:rPr>
+      </w:r>
+      <w:r>
+        <w:rPr>
+          <w:lang w:val="pt_PT" w:bidi="pt_PT"/>
+        </w:rPr>
+        <w:t xml:space="preserve">Moisés, por meio de quem Deus deu ao povo sua </w:t>
+      </w:r>
+      <w:hyperlink r:id="rId28">
+        <w:r>
+          <w:rPr>
+            <w:lang w:val="pt_PT" w:bidi="pt_PT"/>
+          </w:rPr>
+          <w:rPr>
+            <w:color w:val="0000EE"/>
+            <w:u w:val="single"/>
+          </w:rPr>
+          <w:t>lei</w:t>
+        </w:r>
+      </w:hyperlink>
+      <w:r>
+        <w:rPr>
+          <w:lang w:val="pt_PT" w:bidi="pt_PT"/>
+        </w:rPr>
+        <w:t xml:space="preserve">, era um levita. E o irmão de Moisés, Arão, também era um levita. Esses levitas que eram descendentes de Arão se tornaram </w:t>
+      </w:r>
+      <w:hyperlink r:id="rId26">
+        <w:r>
+          <w:rPr>
+            <w:lang w:val="pt_PT" w:bidi="pt_PT"/>
+          </w:rPr>
+          <w:rPr>
+            <w:color w:val="0000EE"/>
+            <w:u w:val="single"/>
+          </w:rPr>
+          <w:t>sacerdotes</w:t>
+        </w:r>
+      </w:hyperlink>
+      <w:r>
+        <w:rPr>
+          <w:lang w:val="pt_PT" w:bidi="pt_PT"/>
+        </w:rPr>
+        <w:t xml:space="preserve">. Os sacerdotes eram pessoas que trabalhavam no </w:t>
+      </w:r>
+      <w:hyperlink r:id="rId27">
+        <w:r>
+          <w:rPr>
+            <w:lang w:val="pt_PT" w:bidi="pt_PT"/>
+          </w:rPr>
+          <w:rPr>
+            <w:color w:val="0000EE"/>
+            <w:u w:val="single"/>
+          </w:rPr>
+          <w:t>templo</w:t>
+        </w:r>
+      </w:hyperlink>
+      <w:r>
+        <w:rPr>
+          <w:lang w:val="pt_PT" w:bidi="pt_PT"/>
+        </w:rPr>
+        <w:t xml:space="preserve"> de Deus em </w:t>
+      </w:r>
+      <w:hyperlink r:id="rId31">
+        <w:r>
+          <w:rPr>
+            <w:lang w:val="pt_PT" w:bidi="pt_PT"/>
+          </w:rPr>
+          <w:rPr>
+            <w:color w:val="0000EE"/>
+            <w:u w:val="single"/>
+          </w:rPr>
+          <w:t>Jerusalém</w:t>
+        </w:r>
+      </w:hyperlink>
+      <w:r>
+        <w:rPr>
+          <w:lang w:val="pt_PT" w:bidi="pt_PT"/>
+        </w:rPr>
+        <w:t xml:space="preserve">. Antes que as pessoas construíssem o templo, os sacerdotes trabalhavam no tabernáculo, que era um templo portátil, uma tenda. O templo, e antes disso o tabernáculo, era o lugar onde o povo israelita </w:t>
+      </w:r>
+      <w:hyperlink r:id="rId24">
+        <w:r>
+          <w:rPr>
+            <w:lang w:val="pt_PT" w:bidi="pt_PT"/>
+          </w:rPr>
+          <w:rPr>
+            <w:color w:val="0000EE"/>
+            <w:u w:val="single"/>
+          </w:rPr>
+          <w:t>adorava</w:t>
+        </w:r>
+      </w:hyperlink>
+      <w:r>
+        <w:rPr>
+          <w:lang w:val="pt_PT" w:bidi="pt_PT"/>
+        </w:rPr>
+        <w:t xml:space="preserve"> a Deus. Os sacerdotes eram responsáveis por oferecer </w:t>
+      </w:r>
+      <w:hyperlink r:id="rId32">
+        <w:r>
+          <w:rPr>
+            <w:lang w:val="pt_PT" w:bidi="pt_PT"/>
+          </w:rPr>
+          <w:rPr>
+            <w:color w:val="0000EE"/>
+            <w:u w:val="single"/>
+          </w:rPr>
+          <w:t>sacrifícios</w:t>
+        </w:r>
+      </w:hyperlink>
+      <w:r>
+        <w:rPr>
+          <w:lang w:val="pt_PT" w:bidi="pt_PT"/>
+        </w:rPr>
+        <w:t xml:space="preserve"> a Deus em nome do povo. Eles cuidavam do templo e ensinavam o povo como adorar a Deus. Esse era um trabalho muito importante. Outros levitas que não eram descendentes de Arão também eram importantes, porque eles ajudavam os sacerdotes em seus deveres. Eles também ajudaram os sacerdotes a cuidar do tabernáculo, e mais tarde, do templo.</w:t>
+      </w:r>
+    </w:p>
+    <w:p>
+      <w:pPr/>
+      <w:r>
+        <w:rPr>
+          <w:lang w:val="pt_PT" w:bidi="pt_PT"/>
+        </w:rPr>
+      </w:r>
+      <w:r>
+        <w:rPr>
+          <w:lang w:val="pt_PT" w:bidi="pt_PT"/>
+        </w:rPr>
+        <w:t>A Bíblia muitas vezes fala sobre “sacerdotes e levitas”. Os sacerdotes são mencionados separadamente porque eles eram mais importantes, mesmo que os próprios sacerdotes também sejam levitas.</w:t>
+      </w:r>
+      <w:r>
+        <w:rPr>
+          <w:lang w:val="pt_PT" w:bidi="pt_PT"/>
+        </w:rPr>
+      </w:r>
+      <w:r>
+        <w:rPr>
+          <w:lang w:val="pt_PT" w:bidi="pt_PT"/>
+        </w:rPr>
+      </w:r>
+    </w:p>
+    <w:p>
+      <w:pPr/>
+      <w:r>
+        <w:rPr>
+          <w:lang w:val="pt_PT" w:bidi="pt_PT"/>
+        </w:rPr>
+      </w:r>
+    </w:p>
+    <w:p>
+      <w:pPr>
+        <w:pStyle w:val="Heading2"/>
+      </w:pPr>
+      <w:r>
+        <w:rPr>
+          <w:lang w:val="pt_PT" w:bidi="pt_PT"/>
+        </w:rPr>
+        <w:t>Levita</w:t>
+      </w:r>
+      <w:r>
+        <w:rPr>
+          <w:lang w:val="pt_PT" w:bidi="pt_PT"/>
+        </w:rPr>
+      </w:r>
+    </w:p>
+    <w:p>
+      <w:pPr>
+        <w:pStyle w:val="Heading4"/>
+      </w:pPr>
+      <w:r>
+        <w:rPr>
+          <w:lang w:val="pt_PT" w:bidi="pt_PT"/>
+        </w:rPr>
+        <w:t>Audio Content</w:t>
+      </w:r>
+      <w:r>
+        <w:rPr>
+          <w:lang w:val="pt_PT" w:bidi="pt_PT"/>
+        </w:rPr>
+      </w:r>
+    </w:p>
+    <w:p>
+      <w:pPr/>
+      <w:r>
+        <w:rPr>
+          <w:lang w:val="pt_PT" w:bidi="pt_PT"/>
+        </w:rPr>
+      </w:r>
+      <w:hyperlink r:id="rId16">
+        <w:r>
+          <w:rPr>
+            <w:lang w:val="pt_PT" w:bidi="pt_PT"/>
+          </w:rPr>
+          <w:rPr>
+            <w:color w:val="0000EE"/>
+            <w:u w:val="single"/>
+          </w:rPr>
+          <w:t>mp3 file</w:t>
+        </w:r>
+      </w:hyperlink>
+      <w:r>
+        <w:rPr>
+          <w:lang w:val="pt_PT" w:bidi="pt_PT"/>
+        </w:rPr>
+        <w:t xml:space="preserve"> (None KB)</w:t>
+      </w:r>
+      <w:r>
+        <w:rPr>
+          <w:lang w:val="pt_PT" w:bidi="pt_PT"/>
+        </w:rPr>
+      </w:r>
+      <w:r>
+        <w:rPr>
+          <w:lang w:val="pt_PT" w:bidi="pt_PT"/>
+        </w:rPr>
+      </w:r>
+    </w:p>
+    <w:p>
+      <w:pPr/>
+      <w:r>
+        <w:rPr>
+          <w:lang w:val="pt_PT" w:bidi="pt_PT"/>
+        </w:rPr>
+      </w:r>
+    </w:p>
+    <w:p>
+      <w:pPr>
+        <w:pStyle w:val="Heading2"/>
+      </w:pPr>
+      <w:r>
+        <w:rPr>
+          <w:lang w:val="pt_PT" w:bidi="pt_PT"/>
+        </w:rPr>
         <w:t>línguas</w:t>
       </w:r>
       <w:r>
@@ -942,24 +1789,36 @@
         </w:rPr>
         <w:t xml:space="preserve">Mas alguém que fala “uma língua” ou que fala “em línguas”, também pode se referir a uma pessoa que tem um dom especial do </w:t>
       </w:r>
-      <w:r>
-        <w:rPr>
-          <w:lang w:val="pt_PT" w:bidi="pt_PT"/>
-        </w:rPr>
-        <w:t>Espírito Santo</w:t>
-      </w:r>
+      <w:hyperlink r:id="rId33">
+        <w:r>
+          <w:rPr>
+            <w:lang w:val="pt_PT" w:bidi="pt_PT"/>
+          </w:rPr>
+          <w:rPr>
+            <w:color w:val="0000EE"/>
+            <w:u w:val="single"/>
+          </w:rPr>
+          <w:t>Espírito Santo</w:t>
+        </w:r>
+      </w:hyperlink>
       <w:r>
         <w:rPr>
           <w:lang w:val="pt_PT" w:bidi="pt_PT"/>
         </w:rPr>
         <w:t xml:space="preserve">. Quando as pessoas falam em línguas como essa, elas normalmente não entendem o que elas estão dizendo. O Espírito Santo está fazendo essas pessoas falarem em um idioma que elas mesmas não conhecem. Nesse idioma desconhecido, o povo está louvando a Deus ou falando alguma verdade sobre Deus. Às vezes as pessoas que ouvem isso são capazes de entender as palavras; às vezes porque elas conhecem o idioma, ou às vezes porque o Espírito Santo está lhes dando a explicação. Por exemplo, quando o Espírito Santo veio sobre os novos </w:t>
       </w:r>
-      <w:r>
-        <w:rPr>
-          <w:lang w:val="pt_PT" w:bidi="pt_PT"/>
-        </w:rPr>
-        <w:t>crentes</w:t>
-      </w:r>
+      <w:hyperlink r:id="rId34">
+        <w:r>
+          <w:rPr>
+            <w:lang w:val="pt_PT" w:bidi="pt_PT"/>
+          </w:rPr>
+          <w:rPr>
+            <w:color w:val="0000EE"/>
+            <w:u w:val="single"/>
+          </w:rPr>
+          <w:t>crentes</w:t>
+        </w:r>
+      </w:hyperlink>
       <w:r>
         <w:rPr>
           <w:lang w:val="pt_PT" w:bidi="pt_PT"/>
@@ -980,17 +1839,254 @@
         </w:rPr>
         <w:t xml:space="preserve">O dom de falar em línguas é um dos dons que o Espírito Santo pode dar aos crentes. Outros dons podem, por exemplo, ser a capacidade de ter um conhecimento especial, ou sabedoria, ou a capacidade de realizar </w:t>
       </w:r>
-      <w:r>
-        <w:rPr>
-          <w:lang w:val="pt_PT" w:bidi="pt_PT"/>
-        </w:rPr>
-        <w:t>milagres</w:t>
-      </w:r>
+      <w:hyperlink r:id="rId35">
+        <w:r>
+          <w:rPr>
+            <w:lang w:val="pt_PT" w:bidi="pt_PT"/>
+          </w:rPr>
+          <w:rPr>
+            <w:color w:val="0000EE"/>
+            <w:u w:val="single"/>
+          </w:rPr>
+          <w:t>milagres</w:t>
+        </w:r>
+      </w:hyperlink>
       <w:r>
         <w:rPr>
           <w:lang w:val="pt_PT" w:bidi="pt_PT"/>
         </w:rPr>
         <w:t>.</w:t>
+      </w:r>
+      <w:r>
+        <w:rPr>
+          <w:lang w:val="pt_PT" w:bidi="pt_PT"/>
+        </w:rPr>
+      </w:r>
+      <w:r>
+        <w:rPr>
+          <w:lang w:val="pt_PT" w:bidi="pt_PT"/>
+        </w:rPr>
+      </w:r>
+    </w:p>
+    <w:p>
+      <w:pPr/>
+      <w:r>
+        <w:rPr>
+          <w:lang w:val="pt_PT" w:bidi="pt_PT"/>
+        </w:rPr>
+      </w:r>
+    </w:p>
+    <w:p>
+      <w:pPr>
+        <w:pStyle w:val="Heading2"/>
+      </w:pPr>
+      <w:r>
+        <w:rPr>
+          <w:lang w:val="pt_PT" w:bidi="pt_PT"/>
+        </w:rPr>
+        <w:t>línguas</w:t>
+      </w:r>
+      <w:r>
+        <w:rPr>
+          <w:lang w:val="pt_PT" w:bidi="pt_PT"/>
+        </w:rPr>
+      </w:r>
+    </w:p>
+    <w:p>
+      <w:pPr>
+        <w:pStyle w:val="Heading4"/>
+      </w:pPr>
+      <w:r>
+        <w:rPr>
+          <w:lang w:val="pt_PT" w:bidi="pt_PT"/>
+        </w:rPr>
+        <w:t>Audio Content</w:t>
+      </w:r>
+      <w:r>
+        <w:rPr>
+          <w:lang w:val="pt_PT" w:bidi="pt_PT"/>
+        </w:rPr>
+      </w:r>
+    </w:p>
+    <w:p>
+      <w:pPr/>
+      <w:r>
+        <w:rPr>
+          <w:lang w:val="pt_PT" w:bidi="pt_PT"/>
+        </w:rPr>
+      </w:r>
+      <w:hyperlink r:id="rId16">
+        <w:r>
+          <w:rPr>
+            <w:lang w:val="pt_PT" w:bidi="pt_PT"/>
+          </w:rPr>
+          <w:rPr>
+            <w:color w:val="0000EE"/>
+            <w:u w:val="single"/>
+          </w:rPr>
+          <w:t>mp3 file</w:t>
+        </w:r>
+      </w:hyperlink>
+      <w:r>
+        <w:rPr>
+          <w:lang w:val="pt_PT" w:bidi="pt_PT"/>
+        </w:rPr>
+        <w:t xml:space="preserve"> (None KB)</w:t>
+      </w:r>
+      <w:r>
+        <w:rPr>
+          <w:lang w:val="pt_PT" w:bidi="pt_PT"/>
+        </w:rPr>
+      </w:r>
+      <w:r>
+        <w:rPr>
+          <w:lang w:val="pt_PT" w:bidi="pt_PT"/>
+        </w:rPr>
+      </w:r>
+    </w:p>
+    <w:p>
+      <w:pPr/>
+      <w:r>
+        <w:rPr>
+          <w:lang w:val="pt_PT" w:bidi="pt_PT"/>
+        </w:rPr>
+      </w:r>
+    </w:p>
+    <w:p>
+      <w:pPr>
+        <w:pStyle w:val="Heading2"/>
+      </w:pPr>
+      <w:r>
+        <w:rPr>
+          <w:lang w:val="pt_PT" w:bidi="pt_PT"/>
+        </w:rPr>
+        <w:t>louvor</w:t>
+      </w:r>
+      <w:r>
+        <w:rPr>
+          <w:lang w:val="pt_PT" w:bidi="pt_PT"/>
+        </w:rPr>
+      </w:r>
+    </w:p>
+    <w:p>
+      <w:pPr/>
+      <w:r>
+        <w:rPr>
+          <w:lang w:val="pt_PT" w:bidi="pt_PT"/>
+        </w:rPr>
+      </w:r>
+      <w:r>
+        <w:rPr>
+          <w:lang w:val="pt_PT" w:bidi="pt_PT"/>
+        </w:rPr>
+        <w:t xml:space="preserve">Quando você </w:t>
+      </w:r>
+      <w:r>
+        <w:rPr>
+          <w:b/>
+          <w:lang w:val="pt_PT" w:bidi="pt_PT"/>
+        </w:rPr>
+        <w:t>louva</w:t>
+      </w:r>
+      <w:r>
+        <w:rPr>
+          <w:lang w:val="pt_PT" w:bidi="pt_PT"/>
+        </w:rPr>
+        <w:t xml:space="preserve"> a Deus, você fala coisas boas sobre Deus e a Deus em voz alta, porque você reconhece que Deus é bom e incrível e que Deus merece grande honra. Você agradece a Deus pelas coisas boas que ele fez e as </w:t>
+      </w:r>
+      <w:hyperlink r:id="rId18">
+        <w:r>
+          <w:rPr>
+            <w:lang w:val="pt_PT" w:bidi="pt_PT"/>
+          </w:rPr>
+          <w:rPr>
+            <w:color w:val="0000EE"/>
+            <w:u w:val="single"/>
+          </w:rPr>
+          <w:t>bênçãos</w:t>
+        </w:r>
+      </w:hyperlink>
+      <w:r>
+        <w:rPr>
+          <w:lang w:val="pt_PT" w:bidi="pt_PT"/>
+        </w:rPr>
+        <w:t xml:space="preserve"> que ele dará.</w:t>
+      </w:r>
+      <w:r>
+        <w:rPr>
+          <w:lang w:val="pt_PT" w:bidi="pt_PT"/>
+        </w:rPr>
+      </w:r>
+      <w:r>
+        <w:rPr>
+          <w:lang w:val="pt_PT" w:bidi="pt_PT"/>
+        </w:rPr>
+      </w:r>
+    </w:p>
+    <w:p>
+      <w:pPr/>
+      <w:r>
+        <w:rPr>
+          <w:lang w:val="pt_PT" w:bidi="pt_PT"/>
+        </w:rPr>
+      </w:r>
+    </w:p>
+    <w:p>
+      <w:pPr>
+        <w:pStyle w:val="Heading2"/>
+      </w:pPr>
+      <w:r>
+        <w:rPr>
+          <w:lang w:val="pt_PT" w:bidi="pt_PT"/>
+        </w:rPr>
+        <w:t>louvor</w:t>
+      </w:r>
+      <w:r>
+        <w:rPr>
+          <w:lang w:val="pt_PT" w:bidi="pt_PT"/>
+        </w:rPr>
+      </w:r>
+    </w:p>
+    <w:p>
+      <w:pPr>
+        <w:pStyle w:val="Heading4"/>
+      </w:pPr>
+      <w:r>
+        <w:rPr>
+          <w:lang w:val="pt_PT" w:bidi="pt_PT"/>
+        </w:rPr>
+        <w:t>Audio Content</w:t>
+      </w:r>
+      <w:r>
+        <w:rPr>
+          <w:lang w:val="pt_PT" w:bidi="pt_PT"/>
+        </w:rPr>
+      </w:r>
+    </w:p>
+    <w:p>
+      <w:pPr/>
+      <w:r>
+        <w:rPr>
+          <w:lang w:val="pt_PT" w:bidi="pt_PT"/>
+        </w:rPr>
+      </w:r>
+      <w:hyperlink r:id="rId16">
+        <w:r>
+          <w:rPr>
+            <w:lang w:val="pt_PT" w:bidi="pt_PT"/>
+          </w:rPr>
+          <w:rPr>
+            <w:color w:val="0000EE"/>
+            <w:u w:val="single"/>
+          </w:rPr>
+          <w:t>mp3 file</w:t>
+        </w:r>
+      </w:hyperlink>
+      <w:r>
+        <w:rPr>
+          <w:lang w:val="pt_PT" w:bidi="pt_PT"/>
+        </w:rPr>
+        <w:t xml:space="preserve"> (None KB)</w:t>
       </w:r>
       <w:r>
         <w:rPr>

--- a/por/docx/011.content.docx
+++ b/por/docx/011.content.docx
@@ -39,80 +39,37 @@
           <w:b/>
           <w:lang w:val="pt_PT" w:bidi="pt_PT"/>
         </w:rPr>
-        <w:t>Familiarization, Internalization, Articulation (Fia) Terms</w:t>
-      </w:r>
-      <w:r>
-        <w:rPr>
-          <w:lang w:val="pt_PT" w:bidi="pt_PT"/>
-        </w:rPr>
-        <w:t xml:space="preserve"> (Portuguese) is based on: </w:t>
-      </w:r>
-      <w:r>
-        <w:rPr>
-          <w:lang w:val="pt_PT" w:bidi="pt_PT"/>
-        </w:rPr>
-        <w:t>Familiarization, Internalization, Articulation (Fia) Terms</w:t>
-      </w:r>
-      <w:r>
-        <w:rPr>
-          <w:lang w:val="pt_PT" w:bidi="pt_PT"/>
-        </w:rPr>
-        <w:t xml:space="preserve">, </w:t>
-      </w:r>
-      <w:hyperlink r:id="rId13">
-        <w:r>
-          <w:rPr>
-            <w:lang w:val="pt_PT" w:bidi="pt_PT"/>
-          </w:rPr>
-          <w:rPr>
-            <w:color w:val="0000EE"/>
-            <w:u w:val="single"/>
-          </w:rPr>
-          <w:t>SRV Partners</w:t>
-        </w:r>
-      </w:hyperlink>
-      <w:r>
-        <w:rPr>
-          <w:lang w:val="pt_PT" w:bidi="pt_PT"/>
-        </w:rPr>
-        <w:t xml:space="preserve">, 2023, which is licensed under a </w:t>
-      </w:r>
-      <w:hyperlink r:id="rId14">
-        <w:r>
-          <w:rPr>
-            <w:lang w:val="pt_PT" w:bidi="pt_PT"/>
-          </w:rPr>
-          <w:rPr>
-            <w:color w:val="0000EE"/>
-            <w:u w:val="single"/>
-          </w:rPr>
-          <w:t>CC BY-SA 4.0 license</w:t>
-        </w:r>
-      </w:hyperlink>
-      <w:r>
-        <w:rPr>
-          <w:lang w:val="pt_PT" w:bidi="pt_PT"/>
-        </w:rPr>
-        <w:t>.</w:t>
-      </w:r>
-      <w:r>
-        <w:rPr>
-          <w:lang w:val="pt_PT" w:bidi="pt_PT"/>
-        </w:rPr>
-      </w:r>
-    </w:p>
-    <w:p>
-      <w:pPr/>
-      <w:r>
-        <w:rPr>
-          <w:lang w:val="pt_PT" w:bidi="pt_PT"/>
-        </w:rPr>
-      </w:r>
-      <w:r>
-        <w:rPr>
-          <w:lang w:val="pt_PT" w:bidi="pt_PT"/>
-        </w:rPr>
-        <w:t>This PDF version is provided under the same license.</w:t>
+        <w:t>Familiarization, Internalization, Articulation (FIA) Key Terms</w:t>
+      </w:r>
+      <w:r>
+        <w:rPr>
+          <w:lang w:val="pt_PT" w:bidi="pt_PT"/>
+        </w:rPr>
+        <w:t xml:space="preserve"> © 2023 SRV Partners Released under CC BY-SA 4.0 license. </w:t>
+      </w:r>
+      <w:r>
+        <w:rPr>
+          <w:lang w:val="pt_PT" w:bidi="pt_PT"/>
+        </w:rPr>
+        <w:t>Familiarization, Internalization, Articulation (FIA) Key Terms</w:t>
+      </w:r>
+      <w:r>
+        <w:rPr>
+          <w:lang w:val="pt_PT" w:bidi="pt_PT"/>
+        </w:rPr>
+        <w:t xml:space="preserve"> has been adapted in the following languages Tok Pisin, عربي, Français, हिंदी, Bahasa Indonesia, Português, Русский, Español, Kiswahili, 简体中文 from </w:t>
+      </w:r>
+      <w:r>
+        <w:rPr>
+          <w:lang w:val="pt_PT" w:bidi="pt_PT"/>
+        </w:rPr>
+        <w:t>Familiarization, Internalization, Articulation (FIA)</w:t>
+      </w:r>
+      <w:r>
+        <w:rPr>
+          <w:lang w:val="pt_PT" w:bidi="pt_PT"/>
+        </w:rPr>
+        <w:t xml:space="preserve"> © 2023 SRV Partners. Released under CC BY-SA 4.0 license by Mission Mutual</w:t>
       </w:r>
       <w:r>
         <w:rPr>
@@ -267,7 +224,7 @@
         </w:rPr>
         <w:t xml:space="preserve"> é um pedaço plano de pedra com uma borda em torno dele. As pessoas em </w:t>
       </w:r>
-      <w:hyperlink r:id="rId15">
+      <w:hyperlink r:id="rId13">
         <w:r>
           <w:rPr>
             <w:lang w:val="pt_PT" w:bidi="pt_PT"/>
@@ -357,7 +314,7 @@
           <w:lang w:val="pt_PT" w:bidi="pt_PT"/>
         </w:rPr>
       </w:r>
-      <w:hyperlink r:id="rId16">
+      <w:hyperlink r:id="rId14">
         <w:r>
           <w:rPr>
             <w:lang w:val="pt_PT" w:bidi="pt_PT"/>
@@ -423,7 +380,7 @@
         </w:rPr>
         <w:t xml:space="preserve">O povo de </w:t>
       </w:r>
-      <w:hyperlink r:id="rId15">
+      <w:hyperlink r:id="rId13">
         <w:r>
           <w:rPr>
             <w:lang w:val="pt_PT" w:bidi="pt_PT"/>
@@ -540,7 +497,7 @@
           <w:lang w:val="pt_PT" w:bidi="pt_PT"/>
         </w:rPr>
       </w:r>
-      <w:hyperlink r:id="rId16">
+      <w:hyperlink r:id="rId14">
         <w:r>
           <w:rPr>
             <w:lang w:val="pt_PT" w:bidi="pt_PT"/>
@@ -619,7 +576,7 @@
         </w:rPr>
         <w:t xml:space="preserve"> era um grande grupo de soldados romanos — mais de seis mil soldados. Na passagem onde um </w:t>
       </w:r>
-      <w:hyperlink r:id="rId17">
+      <w:hyperlink r:id="rId15">
         <w:r>
           <w:rPr>
             <w:lang w:val="pt_PT" w:bidi="pt_PT"/>
@@ -695,7 +652,7 @@
           <w:lang w:val="pt_PT" w:bidi="pt_PT"/>
         </w:rPr>
       </w:r>
-      <w:hyperlink r:id="rId16">
+      <w:hyperlink r:id="rId14">
         <w:r>
           <w:rPr>
             <w:lang w:val="pt_PT" w:bidi="pt_PT"/>
@@ -774,7 +731,7 @@
         </w:rPr>
         <w:t xml:space="preserve">, elas significam o conjunto de instruções que Deus deu ao povo de </w:t>
       </w:r>
-      <w:hyperlink r:id="rId15">
+      <w:hyperlink r:id="rId13">
         <w:r>
           <w:rPr>
             <w:lang w:val="pt_PT" w:bidi="pt_PT"/>
@@ -819,7 +776,7 @@
         </w:rPr>
         <w:t xml:space="preserve">Uma lei é uma regra, ou um conjunto de regras que as pessoas têm que manter. O termo original que traduzimos “lei” na Bíblia é um termo que as pessoas podem usar em contextos legais quando alguém quebra uma lei de um país. Se alguém não mantém uma regra, dizemos que ele quebra a lei. Deus disse ao povo por meio de Moisés que, se as pessoas observassem a lei de Deus, Deus as </w:t>
       </w:r>
-      <w:hyperlink r:id="rId18">
+      <w:hyperlink r:id="rId16">
         <w:r>
           <w:rPr>
             <w:lang w:val="pt_PT" w:bidi="pt_PT"/>
@@ -837,7 +794,7 @@
         </w:rPr>
         <w:t xml:space="preserve">. Mas se as pessoas quebrassem a lei de Deus, Deus as puniria. Deus deu essas leis porque apenas obedecendo a essas regras as pessoas podem viver em um </w:t>
       </w:r>
-      <w:hyperlink r:id="rId19">
+      <w:hyperlink r:id="rId17">
         <w:r>
           <w:rPr>
             <w:lang w:val="pt_PT" w:bidi="pt_PT"/>
@@ -869,7 +826,7 @@
         </w:rPr>
         <w:t xml:space="preserve">Um resumo da lei de Deus são os 10 </w:t>
       </w:r>
-      <w:hyperlink r:id="rId20">
+      <w:hyperlink r:id="rId18">
         <w:r>
           <w:rPr>
             <w:lang w:val="pt_PT" w:bidi="pt_PT"/>
@@ -901,7 +858,7 @@
         </w:rPr>
         <w:t xml:space="preserve">No Antigo Testamento, encontramos a lei de Deus, especialmente nos cinco primeiros livros da Bíblia. Portanto, os </w:t>
       </w:r>
-      <w:hyperlink r:id="rId21">
+      <w:hyperlink r:id="rId19">
         <w:r>
           <w:rPr>
             <w:lang w:val="pt_PT" w:bidi="pt_PT"/>
@@ -932,7 +889,7 @@
         </w:rPr>
         <w:t xml:space="preserve"> os livros das </w:t>
       </w:r>
-      <w:hyperlink r:id="rId22">
+      <w:hyperlink r:id="rId20">
         <w:r>
           <w:rPr>
             <w:lang w:val="pt_PT" w:bidi="pt_PT"/>
@@ -1022,7 +979,7 @@
           <w:lang w:val="pt_PT" w:bidi="pt_PT"/>
         </w:rPr>
       </w:r>
-      <w:hyperlink r:id="rId16">
+      <w:hyperlink r:id="rId14">
         <w:r>
           <w:rPr>
             <w:lang w:val="pt_PT" w:bidi="pt_PT"/>
@@ -1128,7 +1085,7 @@
         </w:rPr>
         <w:t xml:space="preserve">Mesmo que muitas traduções da Bíblia usem a palavra lepra ou leproso, essa doença provavelmente não existia em </w:t>
       </w:r>
-      <w:hyperlink r:id="rId15">
+      <w:hyperlink r:id="rId13">
         <w:r>
           <w:rPr>
             <w:lang w:val="pt_PT" w:bidi="pt_PT"/>
@@ -1160,7 +1117,7 @@
         </w:rPr>
         <w:t>Seja qual for a doença de pele, era uma coisa muito ruim de ter, porque uma pessoa com essa doença era “</w:t>
       </w:r>
-      <w:hyperlink r:id="rId23">
+      <w:hyperlink r:id="rId21">
         <w:r>
           <w:rPr>
             <w:lang w:val="pt_PT" w:bidi="pt_PT"/>
@@ -1178,7 +1135,7 @@
         </w:rPr>
         <w:t xml:space="preserve">” — isso significa que essa pessoa era considerada não adequada para </w:t>
       </w:r>
-      <w:hyperlink r:id="rId24">
+      <w:hyperlink r:id="rId22">
         <w:r>
           <w:rPr>
             <w:lang w:val="pt_PT" w:bidi="pt_PT"/>
@@ -1210,7 +1167,7 @@
         </w:rPr>
         <w:t xml:space="preserve">A doença em si provavelmente não era contagiosa, mas a doença era um lembrete para as pessoas de como o </w:t>
       </w:r>
-      <w:hyperlink r:id="rId25">
+      <w:hyperlink r:id="rId23">
         <w:r>
           <w:rPr>
             <w:lang w:val="pt_PT" w:bidi="pt_PT"/>
@@ -1256,7 +1213,7 @@
         </w:rPr>
         <w:t xml:space="preserve">Sempre que alguém notava um ponto estranho em seu corpo, eles tinham que ir ao </w:t>
       </w:r>
-      <w:hyperlink r:id="rId26">
+      <w:hyperlink r:id="rId24">
         <w:r>
           <w:rPr>
             <w:lang w:val="pt_PT" w:bidi="pt_PT"/>
@@ -1274,7 +1231,7 @@
         </w:rPr>
         <w:t xml:space="preserve">. Os sacerdotes eram pessoas que trabalhavam no </w:t>
       </w:r>
-      <w:hyperlink r:id="rId27">
+      <w:hyperlink r:id="rId25">
         <w:r>
           <w:rPr>
             <w:lang w:val="pt_PT" w:bidi="pt_PT"/>
@@ -1292,7 +1249,7 @@
         </w:rPr>
         <w:t xml:space="preserve"> de Deus. Os sacerdotes eram encarregados de garantir que as pessoas fossem ritualmente puras: os sacerdotes faziam os rituais que tornavam as pessoas adequadas para adorar a Deus. E, portanto, os sacerdotes tinham que decidir se uma pessoa com um ponto em seu corpo era pura ou não. Deus havia dado instruções em sua </w:t>
       </w:r>
-      <w:hyperlink r:id="rId28">
+      <w:hyperlink r:id="rId26">
         <w:r>
           <w:rPr>
             <w:lang w:val="pt_PT" w:bidi="pt_PT"/>
@@ -1368,7 +1325,7 @@
           <w:lang w:val="pt_PT" w:bidi="pt_PT"/>
         </w:rPr>
       </w:r>
-      <w:hyperlink r:id="rId16">
+      <w:hyperlink r:id="rId14">
         <w:r>
           <w:rPr>
             <w:lang w:val="pt_PT" w:bidi="pt_PT"/>
@@ -1434,7 +1391,7 @@
         </w:rPr>
         <w:t xml:space="preserve">Levitas são pessoas que pertencem à tribo de Levi, uma das 12 tribos de </w:t>
       </w:r>
-      <w:hyperlink r:id="rId15">
+      <w:hyperlink r:id="rId13">
         <w:r>
           <w:rPr>
             <w:lang w:val="pt_PT" w:bidi="pt_PT"/>
@@ -1466,7 +1423,7 @@
         </w:rPr>
         <w:t xml:space="preserve">O primeiro ancestral dos </w:t>
       </w:r>
-      <w:hyperlink r:id="rId29">
+      <w:hyperlink r:id="rId27">
         <w:r>
           <w:rPr>
             <w:lang w:val="pt_PT" w:bidi="pt_PT"/>
@@ -1484,7 +1441,7 @@
         </w:rPr>
         <w:t xml:space="preserve"> era </w:t>
       </w:r>
-      <w:hyperlink r:id="rId30">
+      <w:hyperlink r:id="rId28">
         <w:r>
           <w:rPr>
             <w:lang w:val="pt_PT" w:bidi="pt_PT"/>
@@ -1516,7 +1473,7 @@
         </w:rPr>
         <w:t xml:space="preserve">Moisés, por meio de quem Deus deu ao povo sua </w:t>
       </w:r>
-      <w:hyperlink r:id="rId28">
+      <w:hyperlink r:id="rId26">
         <w:r>
           <w:rPr>
             <w:lang w:val="pt_PT" w:bidi="pt_PT"/>
@@ -1534,7 +1491,7 @@
         </w:rPr>
         <w:t xml:space="preserve">, era um levita. E o irmão de Moisés, Arão, também era um levita. Esses levitas que eram descendentes de Arão se tornaram </w:t>
       </w:r>
-      <w:hyperlink r:id="rId26">
+      <w:hyperlink r:id="rId24">
         <w:r>
           <w:rPr>
             <w:lang w:val="pt_PT" w:bidi="pt_PT"/>
@@ -1552,7 +1509,7 @@
         </w:rPr>
         <w:t xml:space="preserve">. Os sacerdotes eram pessoas que trabalhavam no </w:t>
       </w:r>
-      <w:hyperlink r:id="rId27">
+      <w:hyperlink r:id="rId25">
         <w:r>
           <w:rPr>
             <w:lang w:val="pt_PT" w:bidi="pt_PT"/>
@@ -1570,7 +1527,7 @@
         </w:rPr>
         <w:t xml:space="preserve"> de Deus em </w:t>
       </w:r>
-      <w:hyperlink r:id="rId31">
+      <w:hyperlink r:id="rId29">
         <w:r>
           <w:rPr>
             <w:lang w:val="pt_PT" w:bidi="pt_PT"/>
@@ -1588,7 +1545,7 @@
         </w:rPr>
         <w:t xml:space="preserve">. Antes que as pessoas construíssem o templo, os sacerdotes trabalhavam no tabernáculo, que era um templo portátil, uma tenda. O templo, e antes disso o tabernáculo, era o lugar onde o povo israelita </w:t>
       </w:r>
-      <w:hyperlink r:id="rId24">
+      <w:hyperlink r:id="rId22">
         <w:r>
           <w:rPr>
             <w:lang w:val="pt_PT" w:bidi="pt_PT"/>
@@ -1606,7 +1563,7 @@
         </w:rPr>
         <w:t xml:space="preserve"> a Deus. Os sacerdotes eram responsáveis por oferecer </w:t>
       </w:r>
-      <w:hyperlink r:id="rId32">
+      <w:hyperlink r:id="rId30">
         <w:r>
           <w:rPr>
             <w:lang w:val="pt_PT" w:bidi="pt_PT"/>
@@ -1696,7 +1653,7 @@
           <w:lang w:val="pt_PT" w:bidi="pt_PT"/>
         </w:rPr>
       </w:r>
-      <w:hyperlink r:id="rId16">
+      <w:hyperlink r:id="rId14">
         <w:r>
           <w:rPr>
             <w:lang w:val="pt_PT" w:bidi="pt_PT"/>
@@ -1789,7 +1746,7 @@
         </w:rPr>
         <w:t xml:space="preserve">Mas alguém que fala “uma língua” ou que fala “em línguas”, também pode se referir a uma pessoa que tem um dom especial do </w:t>
       </w:r>
-      <w:hyperlink r:id="rId33">
+      <w:hyperlink r:id="rId31">
         <w:r>
           <w:rPr>
             <w:lang w:val="pt_PT" w:bidi="pt_PT"/>
@@ -1807,7 +1764,7 @@
         </w:rPr>
         <w:t xml:space="preserve">. Quando as pessoas falam em línguas como essa, elas normalmente não entendem o que elas estão dizendo. O Espírito Santo está fazendo essas pessoas falarem em um idioma que elas mesmas não conhecem. Nesse idioma desconhecido, o povo está louvando a Deus ou falando alguma verdade sobre Deus. Às vezes as pessoas que ouvem isso são capazes de entender as palavras; às vezes porque elas conhecem o idioma, ou às vezes porque o Espírito Santo está lhes dando a explicação. Por exemplo, quando o Espírito Santo veio sobre os novos </w:t>
       </w:r>
-      <w:hyperlink r:id="rId34">
+      <w:hyperlink r:id="rId32">
         <w:r>
           <w:rPr>
             <w:lang w:val="pt_PT" w:bidi="pt_PT"/>
@@ -1839,7 +1796,7 @@
         </w:rPr>
         <w:t xml:space="preserve">O dom de falar em línguas é um dos dons que o Espírito Santo pode dar aos crentes. Outros dons podem, por exemplo, ser a capacidade de ter um conhecimento especial, ou sabedoria, ou a capacidade de realizar </w:t>
       </w:r>
-      <w:hyperlink r:id="rId35">
+      <w:hyperlink r:id="rId33">
         <w:r>
           <w:rPr>
             <w:lang w:val="pt_PT" w:bidi="pt_PT"/>
@@ -1915,7 +1872,7 @@
           <w:lang w:val="pt_PT" w:bidi="pt_PT"/>
         </w:rPr>
       </w:r>
-      <w:hyperlink r:id="rId16">
+      <w:hyperlink r:id="rId14">
         <w:r>
           <w:rPr>
             <w:lang w:val="pt_PT" w:bidi="pt_PT"/>
@@ -1994,7 +1951,7 @@
         </w:rPr>
         <w:t xml:space="preserve"> a Deus, você fala coisas boas sobre Deus e a Deus em voz alta, porque você reconhece que Deus é bom e incrível e que Deus merece grande honra. Você agradece a Deus pelas coisas boas que ele fez e as </w:t>
       </w:r>
-      <w:hyperlink r:id="rId18">
+      <w:hyperlink r:id="rId16">
         <w:r>
           <w:rPr>
             <w:lang w:val="pt_PT" w:bidi="pt_PT"/>
@@ -2070,7 +2027,7 @@
           <w:lang w:val="pt_PT" w:bidi="pt_PT"/>
         </w:rPr>
       </w:r>
-      <w:hyperlink r:id="rId16">
+      <w:hyperlink r:id="rId14">
         <w:r>
           <w:rPr>
             <w:lang w:val="pt_PT" w:bidi="pt_PT"/>

--- a/por/docx/011.content.docx
+++ b/por/docx/011.content.docx
@@ -45,7 +45,7 @@
         <w:rPr>
           <w:lang w:val="pt_PT" w:bidi="pt_PT"/>
         </w:rPr>
-        <w:t xml:space="preserve"> © 2023 SRV Partners Released under CC BY-SA 4.0 license. </w:t>
+        <w:t xml:space="preserve"> © 2025 Word Collective Released under CC BY-SA 4.0 license. </w:t>
       </w:r>
       <w:r>
         <w:rPr>
@@ -69,7 +69,7 @@
         <w:rPr>
           <w:lang w:val="pt_PT" w:bidi="pt_PT"/>
         </w:rPr>
-        <w:t xml:space="preserve"> © 2023 SRV Partners. Released under CC BY-SA 4.0 license by Mission Mutual</w:t>
+        <w:t xml:space="preserve"> © 2025 Word Collective. Released under CC BY-SA 4.0 license by Mission Mutual</w:t>
       </w:r>
       <w:r>
         <w:rPr>
